--- a/Tagesbericht.docx
+++ b/Tagesbericht.docx
@@ -1,6 +1,6 @@
 
 <file path=word/document.xml><?xml version="1.0" encoding="utf-8"?>
-<w:document xmlns:wpc="http://schemas.microsoft.com/office/word/2010/wordprocessingCanvas" xmlns:cx="http://schemas.microsoft.com/office/drawing/2014/chartex" xmlns:cx1="http://schemas.microsoft.com/office/drawing/2015/9/8/chartex" xmlns:cx2="http://schemas.microsoft.com/office/drawing/2015/10/21/chartex" xmlns:cx3="http://schemas.microsoft.com/office/drawing/2016/5/9/chartex" xmlns:cx4="http://schemas.microsoft.com/office/drawing/2016/5/10/chartex" xmlns:cx5="http://schemas.microsoft.com/office/drawing/2016/5/11/chartex" xmlns:cx6="http://schemas.microsoft.com/office/drawing/2016/5/12/chartex" xmlns:cx7="http://schemas.microsoft.com/office/drawing/2016/5/13/chartex" xmlns:cx8="http://schemas.microsoft.com/office/drawing/2016/5/14/chartex" xmlns:mc="http://schemas.openxmlformats.org/markup-compatibility/2006" xmlns:aink="http://schemas.microsoft.com/office/drawing/2016/ink" xmlns:am3d="http://schemas.microsoft.com/office/drawing/2017/model3d" xmlns:o="urn:schemas-microsoft-com:office:office" xmlns:oel="http://schemas.microsoft.com/office/2019/extlst" xmlns:r="http://schemas.openxmlformats.org/officeDocument/2006/relationships" xmlns:m="http://schemas.openxmlformats.org/officeDocument/2006/math" xmlns:v="urn:schemas-microsoft-com:vml" xmlns:wp14="http://schemas.microsoft.com/office/word/2010/wordprocessingDrawing" xmlns:wp="http://schemas.openxmlformats.org/drawingml/2006/wordprocessingDrawing" xmlns:w10="urn:schemas-microsoft-com:office:word" xmlns:w="http://schemas.openxmlformats.org/wordprocessingml/2006/main" xmlns:w14="http://schemas.microsoft.com/office/word/2010/wordml" xmlns:w15="http://schemas.microsoft.com/office/word/2012/wordml" xmlns:w16cex="http://schemas.microsoft.com/office/word/2018/wordml/cex" xmlns:w16cid="http://schemas.microsoft.com/office/word/2016/wordml/cid" xmlns:w16="http://schemas.microsoft.com/office/word/2018/wordml" xmlns:w16sdtdh="http://schemas.microsoft.com/office/word/2020/wordml/sdtdatahash" xmlns:w16se="http://schemas.microsoft.com/office/word/2015/wordml/symex" xmlns:wpg="http://schemas.microsoft.com/office/word/2010/wordprocessingGroup" xmlns:wpi="http://schemas.microsoft.com/office/word/2010/wordprocessingInk" xmlns:wne="http://schemas.microsoft.com/office/word/2006/wordml" xmlns:wps="http://schemas.microsoft.com/office/word/2010/wordprocessingShape" mc:Ignorable="w14 w15 w16se w16cid w16 w16cex w16sdtdh wp14">
+<w:document xmlns:wpc="http://schemas.microsoft.com/office/word/2010/wordprocessingCanvas" xmlns:cx="http://schemas.microsoft.com/office/drawing/2014/chartex" xmlns:cx1="http://schemas.microsoft.com/office/drawing/2015/9/8/chartex" xmlns:cx2="http://schemas.microsoft.com/office/drawing/2015/10/21/chartex" xmlns:cx3="http://schemas.microsoft.com/office/drawing/2016/5/9/chartex" xmlns:cx4="http://schemas.microsoft.com/office/drawing/2016/5/10/chartex" xmlns:cx5="http://schemas.microsoft.com/office/drawing/2016/5/11/chartex" xmlns:cx6="http://schemas.microsoft.com/office/drawing/2016/5/12/chartex" xmlns:cx7="http://schemas.microsoft.com/office/drawing/2016/5/13/chartex" xmlns:cx8="http://schemas.microsoft.com/office/drawing/2016/5/14/chartex" xmlns:mc="http://schemas.openxmlformats.org/markup-compatibility/2006" xmlns:aink="http://schemas.microsoft.com/office/drawing/2016/ink" xmlns:am3d="http://schemas.microsoft.com/office/drawing/2017/model3d" xmlns:o="urn:schemas-microsoft-com:office:office" xmlns:oel="http://schemas.microsoft.com/office/2019/extlst" xmlns:r="http://schemas.openxmlformats.org/officeDocument/2006/relationships" xmlns:m="http://schemas.openxmlformats.org/officeDocument/2006/math" xmlns:v="urn:schemas-microsoft-com:vml" xmlns:wp14="http://schemas.microsoft.com/office/word/2010/wordprocessingDrawing" xmlns:wp="http://schemas.openxmlformats.org/drawingml/2006/wordprocessingDrawing" xmlns:w10="urn:schemas-microsoft-com:office:word" xmlns:w="http://schemas.openxmlformats.org/wordprocessingml/2006/main" xmlns:w14="http://schemas.microsoft.com/office/word/2010/wordml" xmlns:w15="http://schemas.microsoft.com/office/word/2012/wordml" xmlns:w16cex="http://schemas.microsoft.com/office/word/2018/wordml/cex" xmlns:w16cid="http://schemas.microsoft.com/office/word/2016/wordml/cid" xmlns:w16="http://schemas.microsoft.com/office/word/2018/wordml" xmlns:w16du="http://schemas.microsoft.com/office/word/2023/wordml/word16du" xmlns:w16sdtdh="http://schemas.microsoft.com/office/word/2020/wordml/sdtdatahash" xmlns:w16sdtfl="http://schemas.microsoft.com/office/word/2024/wordml/sdtformatlock" xmlns:w16se="http://schemas.microsoft.com/office/word/2015/wordml/symex" xmlns:wpg="http://schemas.microsoft.com/office/word/2010/wordprocessingGroup" xmlns:wpi="http://schemas.microsoft.com/office/word/2010/wordprocessingInk" xmlns:wne="http://schemas.microsoft.com/office/word/2006/wordml" xmlns:wps="http://schemas.microsoft.com/office/word/2010/wordprocessingShape" mc:Ignorable="w14 w15 w16se w16cid w16 w16cex w16sdtdh w16sdtfl w16du wp14">
   <w:body>
     <w:tbl>
       <w:tblPr>
@@ -110,7 +110,6 @@
               <w:bottom w:val="single" w:sz="4" w:space="0" w:color="000000"/>
               <w:right w:val="single" w:sz="4" w:space="0" w:color="000000"/>
             </w:tcBorders>
-            <w:shd w:val="clear" w:color="auto" w:fill="auto"/>
           </w:tcPr>
           <w:p>
             <w:pPr>
@@ -138,7 +137,6 @@
               <w:bottom w:val="single" w:sz="4" w:space="0" w:color="000000"/>
               <w:right w:val="single" w:sz="4" w:space="0" w:color="000000"/>
             </w:tcBorders>
-            <w:shd w:val="clear" w:color="auto" w:fill="auto"/>
           </w:tcPr>
           <w:p>
             <w:pPr>
@@ -163,7 +161,6 @@
               <w:bottom w:val="single" w:sz="4" w:space="0" w:color="000000"/>
               <w:right w:val="single" w:sz="4" w:space="0" w:color="000000"/>
             </w:tcBorders>
-            <w:shd w:val="clear" w:color="auto" w:fill="auto"/>
           </w:tcPr>
           <w:p>
             <w:pPr>
@@ -188,7 +185,6 @@
               <w:bottom w:val="single" w:sz="4" w:space="0" w:color="000000"/>
               <w:right w:val="single" w:sz="4" w:space="0" w:color="000000"/>
             </w:tcBorders>
-            <w:shd w:val="clear" w:color="auto" w:fill="auto"/>
           </w:tcPr>
           <w:p>
             <w:pPr>
@@ -216,7 +212,6 @@
               <w:bottom w:val="single" w:sz="4" w:space="0" w:color="000000"/>
               <w:right w:val="single" w:sz="4" w:space="0" w:color="000000"/>
             </w:tcBorders>
-            <w:shd w:val="clear" w:color="auto" w:fill="auto"/>
           </w:tcPr>
           <w:p>
             <w:pPr>
@@ -241,7 +236,6 @@
               <w:bottom w:val="single" w:sz="4" w:space="0" w:color="000000"/>
               <w:right w:val="single" w:sz="4" w:space="0" w:color="000000"/>
             </w:tcBorders>
-            <w:shd w:val="clear" w:color="auto" w:fill="auto"/>
           </w:tcPr>
           <w:p>
             <w:pPr>
@@ -266,7 +260,6 @@
               <w:bottom w:val="single" w:sz="4" w:space="0" w:color="000000"/>
               <w:right w:val="single" w:sz="4" w:space="0" w:color="000000"/>
             </w:tcBorders>
-            <w:shd w:val="clear" w:color="auto" w:fill="auto"/>
           </w:tcPr>
           <w:p>
             <w:pPr>
@@ -294,7 +287,6 @@
               <w:bottom w:val="single" w:sz="4" w:space="0" w:color="000000"/>
               <w:right w:val="single" w:sz="4" w:space="0" w:color="000000"/>
             </w:tcBorders>
-            <w:shd w:val="clear" w:color="auto" w:fill="auto"/>
           </w:tcPr>
           <w:p>
             <w:pPr>
@@ -319,7 +311,6 @@
               <w:bottom w:val="single" w:sz="4" w:space="0" w:color="000000"/>
               <w:right w:val="single" w:sz="4" w:space="0" w:color="000000"/>
             </w:tcBorders>
-            <w:shd w:val="clear" w:color="auto" w:fill="auto"/>
           </w:tcPr>
           <w:p>
             <w:pPr>
@@ -345,7 +336,6 @@
               <w:bottom w:val="single" w:sz="4" w:space="0" w:color="000000"/>
               <w:right w:val="single" w:sz="4" w:space="0" w:color="000000"/>
             </w:tcBorders>
-            <w:shd w:val="clear" w:color="auto" w:fill="auto"/>
           </w:tcPr>
           <w:p>
             <w:pPr>
@@ -373,7 +363,6 @@
               <w:bottom w:val="single" w:sz="4" w:space="0" w:color="000000"/>
               <w:right w:val="single" w:sz="4" w:space="0" w:color="000000"/>
             </w:tcBorders>
-            <w:shd w:val="clear" w:color="auto" w:fill="auto"/>
           </w:tcPr>
           <w:p>
             <w:pPr>
@@ -398,7 +387,6 @@
               <w:bottom w:val="single" w:sz="4" w:space="0" w:color="000000"/>
               <w:right w:val="single" w:sz="4" w:space="0" w:color="000000"/>
             </w:tcBorders>
-            <w:shd w:val="clear" w:color="auto" w:fill="auto"/>
           </w:tcPr>
           <w:p>
             <w:pPr>
@@ -424,7 +412,6 @@
               <w:bottom w:val="single" w:sz="4" w:space="0" w:color="000000"/>
               <w:right w:val="single" w:sz="4" w:space="0" w:color="000000"/>
             </w:tcBorders>
-            <w:shd w:val="clear" w:color="auto" w:fill="auto"/>
           </w:tcPr>
           <w:p>
             <w:pPr>
@@ -452,7 +439,6 @@
               <w:bottom w:val="single" w:sz="4" w:space="0" w:color="000000"/>
               <w:right w:val="single" w:sz="4" w:space="0" w:color="000000"/>
             </w:tcBorders>
-            <w:shd w:val="clear" w:color="auto" w:fill="auto"/>
           </w:tcPr>
           <w:p>
             <w:pPr>
@@ -477,7 +463,6 @@
               <w:bottom w:val="single" w:sz="4" w:space="0" w:color="000000"/>
               <w:right w:val="single" w:sz="4" w:space="0" w:color="000000"/>
             </w:tcBorders>
-            <w:shd w:val="clear" w:color="auto" w:fill="auto"/>
           </w:tcPr>
           <w:p>
             <w:pPr>
@@ -503,7 +488,6 @@
               <w:bottom w:val="single" w:sz="4" w:space="0" w:color="000000"/>
               <w:right w:val="single" w:sz="4" w:space="0" w:color="000000"/>
             </w:tcBorders>
-            <w:shd w:val="clear" w:color="auto" w:fill="auto"/>
           </w:tcPr>
           <w:p>
             <w:pPr>
@@ -531,7 +515,6 @@
               <w:bottom w:val="single" w:sz="4" w:space="0" w:color="000000"/>
               <w:right w:val="single" w:sz="4" w:space="0" w:color="000000"/>
             </w:tcBorders>
-            <w:shd w:val="clear" w:color="auto" w:fill="auto"/>
           </w:tcPr>
           <w:p>
             <w:pPr>
@@ -552,7 +535,6 @@
               <w:bottom w:val="single" w:sz="4" w:space="0" w:color="000000"/>
               <w:right w:val="single" w:sz="4" w:space="0" w:color="000000"/>
             </w:tcBorders>
-            <w:shd w:val="clear" w:color="auto" w:fill="auto"/>
           </w:tcPr>
           <w:p>
             <w:pPr>
@@ -575,7 +557,6 @@
             <w:tcBorders>
               <w:top w:val="single" w:sz="4" w:space="0" w:color="000000"/>
             </w:tcBorders>
-            <w:shd w:val="clear" w:color="auto" w:fill="auto"/>
           </w:tcPr>
           <w:p>
             <w:pPr>
@@ -595,7 +576,6 @@
               <w:left w:val="nil"/>
               <w:right w:val="single" w:sz="4" w:space="0" w:color="000000"/>
             </w:tcBorders>
-            <w:shd w:val="clear" w:color="auto" w:fill="auto"/>
           </w:tcPr>
           <w:p>
             <w:pPr>
@@ -637,7 +617,6 @@
               <w:bottom w:val="single" w:sz="4" w:space="0" w:color="000000"/>
               <w:right w:val="single" w:sz="4" w:space="0" w:color="000000"/>
             </w:tcBorders>
-            <w:shd w:val="clear" w:color="auto" w:fill="auto"/>
           </w:tcPr>
           <w:p>
             <w:pPr>
@@ -680,7 +659,6 @@
               <w:bottom w:val="single" w:sz="4" w:space="0" w:color="808080"/>
               <w:right w:val="single" w:sz="4" w:space="0" w:color="808080"/>
             </w:tcBorders>
-            <w:shd w:val="clear" w:color="auto" w:fill="auto"/>
             <w:vAlign w:val="center"/>
           </w:tcPr>
           <w:p>
@@ -711,7 +689,6 @@
               <w:bottom w:val="single" w:sz="4" w:space="0" w:color="808080"/>
               <w:right w:val="single" w:sz="4" w:space="0" w:color="808080"/>
             </w:tcBorders>
-            <w:shd w:val="clear" w:color="auto" w:fill="auto"/>
             <w:vAlign w:val="center"/>
           </w:tcPr>
           <w:p>
@@ -734,7 +711,6 @@
               <w:bottom w:val="single" w:sz="4" w:space="0" w:color="808080"/>
               <w:right w:val="single" w:sz="4" w:space="0" w:color="808080"/>
             </w:tcBorders>
-            <w:shd w:val="clear" w:color="auto" w:fill="auto"/>
             <w:vAlign w:val="center"/>
           </w:tcPr>
           <w:p>
@@ -764,7 +740,6 @@
               <w:bottom w:val="single" w:sz="4" w:space="0" w:color="808080"/>
               <w:right w:val="single" w:sz="4" w:space="0" w:color="808080"/>
             </w:tcBorders>
-            <w:shd w:val="clear" w:color="auto" w:fill="auto"/>
             <w:vAlign w:val="center"/>
           </w:tcPr>
           <w:p>
@@ -794,7 +769,6 @@
               <w:bottom w:val="single" w:sz="4" w:space="0" w:color="808080"/>
               <w:right w:val="single" w:sz="4" w:space="0" w:color="808080"/>
             </w:tcBorders>
-            <w:shd w:val="clear" w:color="auto" w:fill="auto"/>
             <w:vAlign w:val="center"/>
           </w:tcPr>
           <w:p>
@@ -823,7 +797,6 @@
               <w:bottom w:val="single" w:sz="4" w:space="0" w:color="808080"/>
               <w:right w:val="single" w:sz="4" w:space="0" w:color="808080"/>
             </w:tcBorders>
-            <w:shd w:val="clear" w:color="auto" w:fill="auto"/>
             <w:vAlign w:val="center"/>
           </w:tcPr>
           <w:p>
@@ -838,7 +811,7 @@
                 <w:rFonts w:cs="Arial"/>
                 <w:sz w:val="20"/>
               </w:rPr>
-              <w:t>1</w:t>
+              <w:t>3</w:t>
             </w:r>
           </w:p>
         </w:tc>
@@ -852,7 +825,6 @@
               <w:bottom w:val="single" w:sz="4" w:space="0" w:color="808080"/>
               <w:right w:val="single" w:sz="4" w:space="0" w:color="808080"/>
             </w:tcBorders>
-            <w:shd w:val="clear" w:color="auto" w:fill="auto"/>
             <w:tcMar>
               <w:top w:w="0" w:type="dxa"/>
               <w:left w:w="108" w:type="dxa"/>
@@ -874,7 +846,15 @@
                 <w:sz w:val="22"/>
                 <w:szCs w:val="22"/>
               </w:rPr>
-              <w:t>Ggf. ausbildende Abteilung:</w:t>
+              <w:t>A</w:t>
+            </w:r>
+            <w:r>
+              <w:rPr>
+                <w:rFonts w:cs="Arial"/>
+                <w:sz w:val="22"/>
+                <w:szCs w:val="22"/>
+              </w:rPr>
+              <w:t>usbildende Abteilung:</w:t>
             </w:r>
           </w:p>
         </w:tc>
@@ -887,7 +867,6 @@
               <w:bottom w:val="single" w:sz="4" w:space="0" w:color="808080"/>
               <w:right w:val="single" w:sz="4" w:space="0" w:color="808080"/>
             </w:tcBorders>
-            <w:shd w:val="clear" w:color="auto" w:fill="auto"/>
             <w:tcMar>
               <w:top w:w="0" w:type="dxa"/>
               <w:left w:w="108" w:type="dxa"/>
@@ -923,7 +902,6 @@
               <w:bottom w:val="single" w:sz="4" w:space="0" w:color="808080"/>
               <w:right w:val="single" w:sz="4" w:space="0" w:color="808080"/>
             </w:tcBorders>
-            <w:shd w:val="clear" w:color="auto" w:fill="auto"/>
             <w:vAlign w:val="center"/>
           </w:tcPr>
           <w:p>
@@ -952,7 +930,6 @@
               <w:bottom w:val="single" w:sz="4" w:space="0" w:color="808080"/>
               <w:right w:val="single" w:sz="4" w:space="0" w:color="808080"/>
             </w:tcBorders>
-            <w:shd w:val="clear" w:color="auto" w:fill="auto"/>
             <w:vAlign w:val="center"/>
           </w:tcPr>
           <w:p>
@@ -973,7 +950,6 @@
               <w:bottom w:val="single" w:sz="4" w:space="0" w:color="808080"/>
               <w:right w:val="single" w:sz="4" w:space="0" w:color="808080"/>
             </w:tcBorders>
-            <w:shd w:val="clear" w:color="auto" w:fill="auto"/>
             <w:tcMar>
               <w:top w:w="0" w:type="dxa"/>
               <w:left w:w="108" w:type="dxa"/>
@@ -1009,7 +985,6 @@
               <w:bottom w:val="single" w:sz="4" w:space="0" w:color="808080"/>
               <w:right w:val="single" w:sz="4" w:space="0" w:color="808080"/>
             </w:tcBorders>
-            <w:shd w:val="clear" w:color="auto" w:fill="auto"/>
             <w:tcMar>
               <w:top w:w="0" w:type="dxa"/>
               <w:left w:w="108" w:type="dxa"/>
@@ -1153,16 +1128,8 @@
           <w:szCs w:val="18"/>
         </w:rPr>
         <w:tab/>
-      </w:r>
-      <w:proofErr w:type="spellStart"/>
-      <w:r>
-        <w:rPr>
-          <w:sz w:val="18"/>
-          <w:szCs w:val="18"/>
-        </w:rPr>
         <w:t>TT.MM.JJJJ</w:t>
       </w:r>
-      <w:proofErr w:type="spellEnd"/>
     </w:p>
     <w:tbl>
       <w:tblPr>
@@ -1181,7 +1148,6 @@
             <w:tcBorders>
               <w:top w:val="single" w:sz="4" w:space="0" w:color="000000"/>
             </w:tcBorders>
-            <w:shd w:val="clear" w:color="auto" w:fill="auto"/>
           </w:tcPr>
           <w:p>
             <w:pPr>
@@ -1203,7 +1169,6 @@
         <w:tc>
           <w:tcPr>
             <w:tcW w:w="1700" w:type="dxa"/>
-            <w:shd w:val="clear" w:color="auto" w:fill="auto"/>
           </w:tcPr>
           <w:p>
             <w:pPr>
@@ -1221,7 +1186,6 @@
             <w:tcBorders>
               <w:top w:val="single" w:sz="4" w:space="0" w:color="000000"/>
             </w:tcBorders>
-            <w:shd w:val="clear" w:color="auto" w:fill="auto"/>
           </w:tcPr>
           <w:p>
             <w:pPr>
@@ -1263,7 +1227,7 @@
 </file>
 
 <file path=word/endnotes.xml><?xml version="1.0" encoding="utf-8"?>
-<w:endnotes xmlns:wpc="http://schemas.microsoft.com/office/word/2010/wordprocessingCanvas" xmlns:cx="http://schemas.microsoft.com/office/drawing/2014/chartex" xmlns:cx1="http://schemas.microsoft.com/office/drawing/2015/9/8/chartex" xmlns:cx2="http://schemas.microsoft.com/office/drawing/2015/10/21/chartex" xmlns:cx3="http://schemas.microsoft.com/office/drawing/2016/5/9/chartex" xmlns:cx4="http://schemas.microsoft.com/office/drawing/2016/5/10/chartex" xmlns:cx5="http://schemas.microsoft.com/office/drawing/2016/5/11/chartex" xmlns:cx6="http://schemas.microsoft.com/office/drawing/2016/5/12/chartex" xmlns:cx7="http://schemas.microsoft.com/office/drawing/2016/5/13/chartex" xmlns:cx8="http://schemas.microsoft.com/office/drawing/2016/5/14/chartex" xmlns:mc="http://schemas.openxmlformats.org/markup-compatibility/2006" xmlns:aink="http://schemas.microsoft.com/office/drawing/2016/ink" xmlns:am3d="http://schemas.microsoft.com/office/drawing/2017/model3d" xmlns:o="urn:schemas-microsoft-com:office:office" xmlns:oel="http://schemas.microsoft.com/office/2019/extlst" xmlns:r="http://schemas.openxmlformats.org/officeDocument/2006/relationships" xmlns:m="http://schemas.openxmlformats.org/officeDocument/2006/math" xmlns:v="urn:schemas-microsoft-com:vml" xmlns:wp14="http://schemas.microsoft.com/office/word/2010/wordprocessingDrawing" xmlns:wp="http://schemas.openxmlformats.org/drawingml/2006/wordprocessingDrawing" xmlns:w10="urn:schemas-microsoft-com:office:word" xmlns:w="http://schemas.openxmlformats.org/wordprocessingml/2006/main" xmlns:w14="http://schemas.microsoft.com/office/word/2010/wordml" xmlns:w15="http://schemas.microsoft.com/office/word/2012/wordml" xmlns:w16cex="http://schemas.microsoft.com/office/word/2018/wordml/cex" xmlns:w16cid="http://schemas.microsoft.com/office/word/2016/wordml/cid" xmlns:w16="http://schemas.microsoft.com/office/word/2018/wordml" xmlns:w16sdtdh="http://schemas.microsoft.com/office/word/2020/wordml/sdtdatahash" xmlns:w16se="http://schemas.microsoft.com/office/word/2015/wordml/symex" xmlns:wpg="http://schemas.microsoft.com/office/word/2010/wordprocessingGroup" xmlns:wpi="http://schemas.microsoft.com/office/word/2010/wordprocessingInk" xmlns:wne="http://schemas.microsoft.com/office/word/2006/wordml" xmlns:wps="http://schemas.microsoft.com/office/word/2010/wordprocessingShape" mc:Ignorable="w14 w15 w16se w16cid w16 w16cex w16sdtdh wp14">
+<w:endnotes xmlns:wpc="http://schemas.microsoft.com/office/word/2010/wordprocessingCanvas" xmlns:cx="http://schemas.microsoft.com/office/drawing/2014/chartex" xmlns:cx1="http://schemas.microsoft.com/office/drawing/2015/9/8/chartex" xmlns:cx2="http://schemas.microsoft.com/office/drawing/2015/10/21/chartex" xmlns:cx3="http://schemas.microsoft.com/office/drawing/2016/5/9/chartex" xmlns:cx4="http://schemas.microsoft.com/office/drawing/2016/5/10/chartex" xmlns:cx5="http://schemas.microsoft.com/office/drawing/2016/5/11/chartex" xmlns:cx6="http://schemas.microsoft.com/office/drawing/2016/5/12/chartex" xmlns:cx7="http://schemas.microsoft.com/office/drawing/2016/5/13/chartex" xmlns:cx8="http://schemas.microsoft.com/office/drawing/2016/5/14/chartex" xmlns:mc="http://schemas.openxmlformats.org/markup-compatibility/2006" xmlns:aink="http://schemas.microsoft.com/office/drawing/2016/ink" xmlns:am3d="http://schemas.microsoft.com/office/drawing/2017/model3d" xmlns:o="urn:schemas-microsoft-com:office:office" xmlns:oel="http://schemas.microsoft.com/office/2019/extlst" xmlns:r="http://schemas.openxmlformats.org/officeDocument/2006/relationships" xmlns:m="http://schemas.openxmlformats.org/officeDocument/2006/math" xmlns:v="urn:schemas-microsoft-com:vml" xmlns:wp14="http://schemas.microsoft.com/office/word/2010/wordprocessingDrawing" xmlns:wp="http://schemas.openxmlformats.org/drawingml/2006/wordprocessingDrawing" xmlns:w10="urn:schemas-microsoft-com:office:word" xmlns:w="http://schemas.openxmlformats.org/wordprocessingml/2006/main" xmlns:w14="http://schemas.microsoft.com/office/word/2010/wordml" xmlns:w15="http://schemas.microsoft.com/office/word/2012/wordml" xmlns:w16cex="http://schemas.microsoft.com/office/word/2018/wordml/cex" xmlns:w16cid="http://schemas.microsoft.com/office/word/2016/wordml/cid" xmlns:w16="http://schemas.microsoft.com/office/word/2018/wordml" xmlns:w16du="http://schemas.microsoft.com/office/word/2023/wordml/word16du" xmlns:w16sdtdh="http://schemas.microsoft.com/office/word/2020/wordml/sdtdatahash" xmlns:w16sdtfl="http://schemas.microsoft.com/office/word/2024/wordml/sdtformatlock" xmlns:w16se="http://schemas.microsoft.com/office/word/2015/wordml/symex" xmlns:wpg="http://schemas.microsoft.com/office/word/2010/wordprocessingGroup" xmlns:wpi="http://schemas.microsoft.com/office/word/2010/wordprocessingInk" xmlns:wne="http://schemas.microsoft.com/office/word/2006/wordml" xmlns:wps="http://schemas.microsoft.com/office/word/2010/wordprocessingShape" mc:Ignorable="w14 w15 w16se w16cid w16 w16cex w16sdtdh w16sdtfl w16du wp14">
   <w:endnote w:type="separator" w:id="-1">
     <w:p>
       <w:r>
@@ -1282,7 +1246,7 @@
 </file>
 
 <file path=word/footnotes.xml><?xml version="1.0" encoding="utf-8"?>
-<w:footnotes xmlns:wpc="http://schemas.microsoft.com/office/word/2010/wordprocessingCanvas" xmlns:cx="http://schemas.microsoft.com/office/drawing/2014/chartex" xmlns:cx1="http://schemas.microsoft.com/office/drawing/2015/9/8/chartex" xmlns:cx2="http://schemas.microsoft.com/office/drawing/2015/10/21/chartex" xmlns:cx3="http://schemas.microsoft.com/office/drawing/2016/5/9/chartex" xmlns:cx4="http://schemas.microsoft.com/office/drawing/2016/5/10/chartex" xmlns:cx5="http://schemas.microsoft.com/office/drawing/2016/5/11/chartex" xmlns:cx6="http://schemas.microsoft.com/office/drawing/2016/5/12/chartex" xmlns:cx7="http://schemas.microsoft.com/office/drawing/2016/5/13/chartex" xmlns:cx8="http://schemas.microsoft.com/office/drawing/2016/5/14/chartex" xmlns:mc="http://schemas.openxmlformats.org/markup-compatibility/2006" xmlns:aink="http://schemas.microsoft.com/office/drawing/2016/ink" xmlns:am3d="http://schemas.microsoft.com/office/drawing/2017/model3d" xmlns:o="urn:schemas-microsoft-com:office:office" xmlns:oel="http://schemas.microsoft.com/office/2019/extlst" xmlns:r="http://schemas.openxmlformats.org/officeDocument/2006/relationships" xmlns:m="http://schemas.openxmlformats.org/officeDocument/2006/math" xmlns:v="urn:schemas-microsoft-com:vml" xmlns:wp14="http://schemas.microsoft.com/office/word/2010/wordprocessingDrawing" xmlns:wp="http://schemas.openxmlformats.org/drawingml/2006/wordprocessingDrawing" xmlns:w10="urn:schemas-microsoft-com:office:word" xmlns:w="http://schemas.openxmlformats.org/wordprocessingml/2006/main" xmlns:w14="http://schemas.microsoft.com/office/word/2010/wordml" xmlns:w15="http://schemas.microsoft.com/office/word/2012/wordml" xmlns:w16cex="http://schemas.microsoft.com/office/word/2018/wordml/cex" xmlns:w16cid="http://schemas.microsoft.com/office/word/2016/wordml/cid" xmlns:w16="http://schemas.microsoft.com/office/word/2018/wordml" xmlns:w16sdtdh="http://schemas.microsoft.com/office/word/2020/wordml/sdtdatahash" xmlns:w16se="http://schemas.microsoft.com/office/word/2015/wordml/symex" xmlns:wpg="http://schemas.microsoft.com/office/word/2010/wordprocessingGroup" xmlns:wpi="http://schemas.microsoft.com/office/word/2010/wordprocessingInk" xmlns:wne="http://schemas.microsoft.com/office/word/2006/wordml" xmlns:wps="http://schemas.microsoft.com/office/word/2010/wordprocessingShape" mc:Ignorable="w14 w15 w16se w16cid w16 w16cex w16sdtdh wp14">
+<w:footnotes xmlns:wpc="http://schemas.microsoft.com/office/word/2010/wordprocessingCanvas" xmlns:cx="http://schemas.microsoft.com/office/drawing/2014/chartex" xmlns:cx1="http://schemas.microsoft.com/office/drawing/2015/9/8/chartex" xmlns:cx2="http://schemas.microsoft.com/office/drawing/2015/10/21/chartex" xmlns:cx3="http://schemas.microsoft.com/office/drawing/2016/5/9/chartex" xmlns:cx4="http://schemas.microsoft.com/office/drawing/2016/5/10/chartex" xmlns:cx5="http://schemas.microsoft.com/office/drawing/2016/5/11/chartex" xmlns:cx6="http://schemas.microsoft.com/office/drawing/2016/5/12/chartex" xmlns:cx7="http://schemas.microsoft.com/office/drawing/2016/5/13/chartex" xmlns:cx8="http://schemas.microsoft.com/office/drawing/2016/5/14/chartex" xmlns:mc="http://schemas.openxmlformats.org/markup-compatibility/2006" xmlns:aink="http://schemas.microsoft.com/office/drawing/2016/ink" xmlns:am3d="http://schemas.microsoft.com/office/drawing/2017/model3d" xmlns:o="urn:schemas-microsoft-com:office:office" xmlns:oel="http://schemas.microsoft.com/office/2019/extlst" xmlns:r="http://schemas.openxmlformats.org/officeDocument/2006/relationships" xmlns:m="http://schemas.openxmlformats.org/officeDocument/2006/math" xmlns:v="urn:schemas-microsoft-com:vml" xmlns:wp14="http://schemas.microsoft.com/office/word/2010/wordprocessingDrawing" xmlns:wp="http://schemas.openxmlformats.org/drawingml/2006/wordprocessingDrawing" xmlns:w10="urn:schemas-microsoft-com:office:word" xmlns:w="http://schemas.openxmlformats.org/wordprocessingml/2006/main" xmlns:w14="http://schemas.microsoft.com/office/word/2010/wordml" xmlns:w15="http://schemas.microsoft.com/office/word/2012/wordml" xmlns:w16cex="http://schemas.microsoft.com/office/word/2018/wordml/cex" xmlns:w16cid="http://schemas.microsoft.com/office/word/2016/wordml/cid" xmlns:w16="http://schemas.microsoft.com/office/word/2018/wordml" xmlns:w16du="http://schemas.microsoft.com/office/word/2023/wordml/word16du" xmlns:w16sdtdh="http://schemas.microsoft.com/office/word/2020/wordml/sdtdatahash" xmlns:w16sdtfl="http://schemas.microsoft.com/office/word/2024/wordml/sdtformatlock" xmlns:w16se="http://schemas.microsoft.com/office/word/2015/wordml/symex" xmlns:wpg="http://schemas.microsoft.com/office/word/2010/wordprocessingGroup" xmlns:wpi="http://schemas.microsoft.com/office/word/2010/wordprocessingInk" xmlns:wne="http://schemas.microsoft.com/office/word/2006/wordml" xmlns:wps="http://schemas.microsoft.com/office/word/2010/wordprocessingShape" mc:Ignorable="w14 w15 w16se w16cid w16 w16cex w16sdtdh w16sdtfl w16du wp14">
   <w:footnote w:type="separator" w:id="-1">
     <w:p>
       <w:r>
@@ -1301,7 +1265,7 @@
 </file>
 
 <file path=word/numbering.xml><?xml version="1.0" encoding="utf-8"?>
-<w:numbering xmlns:wpc="http://schemas.microsoft.com/office/word/2010/wordprocessingCanvas" xmlns:cx="http://schemas.microsoft.com/office/drawing/2014/chartex" xmlns:cx1="http://schemas.microsoft.com/office/drawing/2015/9/8/chartex" xmlns:cx2="http://schemas.microsoft.com/office/drawing/2015/10/21/chartex" xmlns:cx3="http://schemas.microsoft.com/office/drawing/2016/5/9/chartex" xmlns:cx4="http://schemas.microsoft.com/office/drawing/2016/5/10/chartex" xmlns:cx5="http://schemas.microsoft.com/office/drawing/2016/5/11/chartex" xmlns:cx6="http://schemas.microsoft.com/office/drawing/2016/5/12/chartex" xmlns:cx7="http://schemas.microsoft.com/office/drawing/2016/5/13/chartex" xmlns:cx8="http://schemas.microsoft.com/office/drawing/2016/5/14/chartex" xmlns:mc="http://schemas.openxmlformats.org/markup-compatibility/2006" xmlns:aink="http://schemas.microsoft.com/office/drawing/2016/ink" xmlns:am3d="http://schemas.microsoft.com/office/drawing/2017/model3d" xmlns:o="urn:schemas-microsoft-com:office:office" xmlns:oel="http://schemas.microsoft.com/office/2019/extlst" xmlns:r="http://schemas.openxmlformats.org/officeDocument/2006/relationships" xmlns:m="http://schemas.openxmlformats.org/officeDocument/2006/math" xmlns:v="urn:schemas-microsoft-com:vml" xmlns:wp14="http://schemas.microsoft.com/office/word/2010/wordprocessingDrawing" xmlns:wp="http://schemas.openxmlformats.org/drawingml/2006/wordprocessingDrawing" xmlns:w10="urn:schemas-microsoft-com:office:word" xmlns:w="http://schemas.openxmlformats.org/wordprocessingml/2006/main" xmlns:w14="http://schemas.microsoft.com/office/word/2010/wordml" xmlns:w15="http://schemas.microsoft.com/office/word/2012/wordml" xmlns:w16cex="http://schemas.microsoft.com/office/word/2018/wordml/cex" xmlns:w16cid="http://schemas.microsoft.com/office/word/2016/wordml/cid" xmlns:w16="http://schemas.microsoft.com/office/word/2018/wordml" xmlns:w16sdtdh="http://schemas.microsoft.com/office/word/2020/wordml/sdtdatahash" xmlns:w16se="http://schemas.microsoft.com/office/word/2015/wordml/symex" xmlns:wpg="http://schemas.microsoft.com/office/word/2010/wordprocessingGroup" xmlns:wpi="http://schemas.microsoft.com/office/word/2010/wordprocessingInk" xmlns:wne="http://schemas.microsoft.com/office/word/2006/wordml" xmlns:wps="http://schemas.microsoft.com/office/word/2010/wordprocessingShape" mc:Ignorable="w14 w15 w16se w16cid w16 w16cex w16sdtdh wp14">
+<w:numbering xmlns:wpc="http://schemas.microsoft.com/office/word/2010/wordprocessingCanvas" xmlns:cx="http://schemas.microsoft.com/office/drawing/2014/chartex" xmlns:cx1="http://schemas.microsoft.com/office/drawing/2015/9/8/chartex" xmlns:cx2="http://schemas.microsoft.com/office/drawing/2015/10/21/chartex" xmlns:cx3="http://schemas.microsoft.com/office/drawing/2016/5/9/chartex" xmlns:cx4="http://schemas.microsoft.com/office/drawing/2016/5/10/chartex" xmlns:cx5="http://schemas.microsoft.com/office/drawing/2016/5/11/chartex" xmlns:cx6="http://schemas.microsoft.com/office/drawing/2016/5/12/chartex" xmlns:cx7="http://schemas.microsoft.com/office/drawing/2016/5/13/chartex" xmlns:cx8="http://schemas.microsoft.com/office/drawing/2016/5/14/chartex" xmlns:mc="http://schemas.openxmlformats.org/markup-compatibility/2006" xmlns:aink="http://schemas.microsoft.com/office/drawing/2016/ink" xmlns:am3d="http://schemas.microsoft.com/office/drawing/2017/model3d" xmlns:o="urn:schemas-microsoft-com:office:office" xmlns:oel="http://schemas.microsoft.com/office/2019/extlst" xmlns:r="http://schemas.openxmlformats.org/officeDocument/2006/relationships" xmlns:m="http://schemas.openxmlformats.org/officeDocument/2006/math" xmlns:v="urn:schemas-microsoft-com:vml" xmlns:wp14="http://schemas.microsoft.com/office/word/2010/wordprocessingDrawing" xmlns:wp="http://schemas.openxmlformats.org/drawingml/2006/wordprocessingDrawing" xmlns:w10="urn:schemas-microsoft-com:office:word" xmlns:w="http://schemas.openxmlformats.org/wordprocessingml/2006/main" xmlns:w14="http://schemas.microsoft.com/office/word/2010/wordml" xmlns:w15="http://schemas.microsoft.com/office/word/2012/wordml" xmlns:w16cex="http://schemas.microsoft.com/office/word/2018/wordml/cex" xmlns:w16cid="http://schemas.microsoft.com/office/word/2016/wordml/cid" xmlns:w16="http://schemas.microsoft.com/office/word/2018/wordml" xmlns:w16du="http://schemas.microsoft.com/office/word/2023/wordml/word16du" xmlns:w16sdtdh="http://schemas.microsoft.com/office/word/2020/wordml/sdtdatahash" xmlns:w16sdtfl="http://schemas.microsoft.com/office/word/2024/wordml/sdtformatlock" xmlns:w16se="http://schemas.microsoft.com/office/word/2015/wordml/symex" xmlns:wpg="http://schemas.microsoft.com/office/word/2010/wordprocessingGroup" xmlns:wpi="http://schemas.microsoft.com/office/word/2010/wordprocessingInk" xmlns:wne="http://schemas.microsoft.com/office/word/2006/wordml" xmlns:wps="http://schemas.microsoft.com/office/word/2010/wordprocessingShape" mc:Ignorable="w14 w15 w16se w16cid w16 w16cex w16sdtdh w16sdtfl w16du wp14">
   <w:abstractNum w:abstractNumId="0" w15:restartNumberingAfterBreak="0">
     <w:nsid w:val="08794DC9"/>
     <w:multiLevelType w:val="hybridMultilevel"/>
@@ -1965,7 +1929,7 @@
 </file>
 
 <file path=word/styles.xml><?xml version="1.0" encoding="utf-8"?>
-<w:styles xmlns:mc="http://schemas.openxmlformats.org/markup-compatibility/2006" xmlns:r="http://schemas.openxmlformats.org/officeDocument/2006/relationships" xmlns:w="http://schemas.openxmlformats.org/wordprocessingml/2006/main" xmlns:w14="http://schemas.microsoft.com/office/word/2010/wordml" xmlns:w15="http://schemas.microsoft.com/office/word/2012/wordml" xmlns:w16cex="http://schemas.microsoft.com/office/word/2018/wordml/cex" xmlns:w16cid="http://schemas.microsoft.com/office/word/2016/wordml/cid" xmlns:w16="http://schemas.microsoft.com/office/word/2018/wordml" xmlns:w16sdtdh="http://schemas.microsoft.com/office/word/2020/wordml/sdtdatahash" xmlns:w16se="http://schemas.microsoft.com/office/word/2015/wordml/symex" mc:Ignorable="w14 w15 w16se w16cid w16 w16cex w16sdtdh">
+<w:styles xmlns:mc="http://schemas.openxmlformats.org/markup-compatibility/2006" xmlns:r="http://schemas.openxmlformats.org/officeDocument/2006/relationships" xmlns:w="http://schemas.openxmlformats.org/wordprocessingml/2006/main" xmlns:w14="http://schemas.microsoft.com/office/word/2010/wordml" xmlns:w15="http://schemas.microsoft.com/office/word/2012/wordml" xmlns:w16cex="http://schemas.microsoft.com/office/word/2018/wordml/cex" xmlns:w16cid="http://schemas.microsoft.com/office/word/2016/wordml/cid" xmlns:w16="http://schemas.microsoft.com/office/word/2018/wordml" xmlns:w16du="http://schemas.microsoft.com/office/word/2023/wordml/word16du" xmlns:w16sdtdh="http://schemas.microsoft.com/office/word/2020/wordml/sdtdatahash" xmlns:w16sdtfl="http://schemas.microsoft.com/office/word/2024/wordml/sdtformatlock" xmlns:w16se="http://schemas.microsoft.com/office/word/2015/wordml/symex" mc:Ignorable="w14 w15 w16se w16cid w16 w16cex w16sdtdh w16sdtfl w16du">
   <w:docDefaults>
     <w:rPrDefault>
       <w:rPr>

--- a/Tagesbericht.docx
+++ b/Tagesbericht.docx
@@ -1078,7 +1078,43 @@
           <w:sz w:val="18"/>
           <w:szCs w:val="18"/>
         </w:rPr>
-        <w:t>TT.MM.JJJJ</w:t>
+        <w:fldChar w:fldCharType="begin"/>
+      </w:r>
+      <w:r>
+        <w:rPr>
+          <w:sz w:val="18"/>
+          <w:szCs w:val="18"/>
+        </w:rPr>
+        <w:instrText xml:space="preserve"> DATE \@ "dd.MM.yyyy" </w:instrText>
+      </w:r>
+      <w:r>
+        <w:rPr>
+          <w:sz w:val="18"/>
+          <w:szCs w:val="18"/>
+        </w:rPr>
+        <w:fldChar w:fldCharType="separate"/>
+      </w:r>
+      <w:r>
+        <w:rPr>
+          <w:noProof/>
+          <w:sz w:val="18"/>
+          <w:szCs w:val="18"/>
+        </w:rPr>
+        <w:t>07.04.2026</w:t>
+      </w:r>
+      <w:r>
+        <w:rPr>
+          <w:sz w:val="18"/>
+          <w:szCs w:val="18"/>
+        </w:rPr>
+        <w:fldChar w:fldCharType="end"/>
+      </w:r>
+      <w:r>
+        <w:rPr>
+          <w:sz w:val="18"/>
+          <w:szCs w:val="18"/>
+        </w:rPr>
+        <w:t>,</w:t>
       </w:r>
       <w:r>
         <w:rPr>
@@ -1128,7 +1164,49 @@
           <w:szCs w:val="18"/>
         </w:rPr>
         <w:tab/>
-        <w:t>TT.MM.JJJJ</w:t>
+      </w:r>
+      <w:r>
+        <w:rPr>
+          <w:sz w:val="18"/>
+          <w:szCs w:val="18"/>
+        </w:rPr>
+        <w:fldChar w:fldCharType="begin"/>
+      </w:r>
+      <w:r>
+        <w:rPr>
+          <w:sz w:val="18"/>
+          <w:szCs w:val="18"/>
+        </w:rPr>
+        <w:instrText xml:space="preserve"> DATE \@ "dd.MM.yyyy" </w:instrText>
+      </w:r>
+      <w:r>
+        <w:rPr>
+          <w:sz w:val="18"/>
+          <w:szCs w:val="18"/>
+        </w:rPr>
+        <w:fldChar w:fldCharType="separate"/>
+      </w:r>
+      <w:r>
+        <w:rPr>
+          <w:noProof/>
+          <w:sz w:val="18"/>
+          <w:szCs w:val="18"/>
+        </w:rPr>
+        <w:t>07.04.2026</w:t>
+      </w:r>
+      <w:r>
+        <w:rPr>
+          <w:sz w:val="18"/>
+          <w:szCs w:val="18"/>
+        </w:rPr>
+        <w:fldChar w:fldCharType="end"/>
+      </w:r>
+      <w:r>
+        <w:rPr>
+          <w:sz w:val="18"/>
+          <w:szCs w:val="18"/>
+        </w:rPr>
+        <w:t>,</w:t>
       </w:r>
     </w:p>
     <w:tbl>
@@ -2906,6 +2984,40 @@
       <w:szCs w:val="26"/>
     </w:rPr>
   </w:style>
+  <w:style w:type="paragraph" w:styleId="Endnotentext">
+    <w:name w:val="endnote text"/>
+    <w:basedOn w:val="Standard"/>
+    <w:link w:val="EndnotentextZchn"/>
+    <w:uiPriority w:val="99"/>
+    <w:semiHidden/>
+    <w:unhideWhenUsed/>
+    <w:rsid w:val="007C4465"/>
+    <w:rPr>
+      <w:sz w:val="20"/>
+    </w:rPr>
+  </w:style>
+  <w:style w:type="character" w:customStyle="1" w:styleId="EndnotentextZchn">
+    <w:name w:val="Endnotentext Zchn"/>
+    <w:basedOn w:val="Absatz-Standardschriftart"/>
+    <w:link w:val="Endnotentext"/>
+    <w:uiPriority w:val="99"/>
+    <w:semiHidden/>
+    <w:rsid w:val="007C4465"/>
+    <w:rPr>
+      <w:rFonts w:ascii="Arial" w:hAnsi="Arial"/>
+    </w:rPr>
+  </w:style>
+  <w:style w:type="character" w:styleId="Endnotenzeichen">
+    <w:name w:val="endnote reference"/>
+    <w:basedOn w:val="Absatz-Standardschriftart"/>
+    <w:uiPriority w:val="99"/>
+    <w:semiHidden/>
+    <w:unhideWhenUsed/>
+    <w:rsid w:val="007C4465"/>
+    <w:rPr>
+      <w:vertAlign w:val="superscript"/>
+    </w:rPr>
+  </w:style>
 </w:styles>
 </file>
 
